--- a/Assessment tools/CO1-AT1_192524088_Mohammmed Hashim T.docx
+++ b/Assessment tools/CO1-AT1_192524088_Mohammmed Hashim T.docx
@@ -4,7 +4,7 @@
   <w:body>
     <w:p>
       <w:pPr>
-        <w:spacing w:after="60"/>
+        <w:spacing w:line="276" w:lineRule="auto"/>
         <w:jc w:val="center"/>
       </w:pPr>
       <w:r>
@@ -12,209 +12,927 @@
           <w:b/>
           <w:bCs/>
           <w:color w:val="1F4E79"/>
-          <w:sz w:val="40"/>
-          <w:szCs w:val="40"/>
-        </w:rPr>
-        <w:t>Case Study Analysis Report</w:t>
-      </w:r>
-    </w:p>
-    <w:p>
-      <w:pPr>
-        <w:spacing w:after="300"/>
+          <w:sz w:val="26"/>
+          <w:szCs w:val="26"/>
+        </w:rPr>
+        <w:t>SIMATS ENGINEERING (SAVEETHA SCHOOL OF ENGINEERING)</w:t>
+      </w:r>
+    </w:p>
+    <w:p>
+      <w:pPr>
+        <w:spacing w:line="276" w:lineRule="auto"/>
         <w:jc w:val="center"/>
       </w:pPr>
       <w:r>
         <w:rPr>
           <w:b/>
           <w:bCs/>
-          <w:i/>
-          <w:iCs/>
-          <w:sz w:val="26"/>
-          <w:szCs w:val="26"/>
-        </w:rPr>
-        <w:t>Smart Urban Traffic Congestion Prediction and Signal Optimization Platform</w:t>
-      </w:r>
+          <w:color w:val="2E75B6"/>
+          <w:sz w:val="22"/>
+          <w:szCs w:val="22"/>
+        </w:rPr>
+        <w:t>Department of Computer Science and Engineering</w:t>
+      </w:r>
+    </w:p>
+    <w:p>
+      <w:pPr>
+        <w:pBdr>
+          <w:bottom w:val="single" w:sz="6" w:space="1" w:color="1F4E79"/>
+        </w:pBdr>
+        <w:spacing w:after="80" w:line="276" w:lineRule="auto"/>
+        <w:jc w:val="center"/>
+        <w:rPr>
+          <w:b/>
+          <w:bCs/>
+          <w:color w:val="C00000"/>
+          <w:sz w:val="24"/>
+          <w:szCs w:val="24"/>
+        </w:rPr>
+      </w:pPr>
+      <w:r>
+        <w:rPr>
+          <w:b/>
+          <w:bCs/>
+          <w:color w:val="C00000"/>
+          <w:sz w:val="24"/>
+          <w:szCs w:val="24"/>
+        </w:rPr>
+        <w:t xml:space="preserve">CO1 ASSESSMENT TOOL </w:t>
+      </w:r>
+      <w:proofErr w:type="gramStart"/>
+      <w:r>
+        <w:rPr>
+          <w:b/>
+          <w:bCs/>
+          <w:color w:val="C00000"/>
+          <w:sz w:val="24"/>
+          <w:szCs w:val="24"/>
+        </w:rPr>
+        <w:t>1  –</w:t>
+      </w:r>
+      <w:proofErr w:type="gramEnd"/>
+      <w:r>
+        <w:rPr>
+          <w:b/>
+          <w:bCs/>
+          <w:color w:val="C00000"/>
+          <w:sz w:val="24"/>
+          <w:szCs w:val="24"/>
+        </w:rPr>
+        <w:t xml:space="preserve">  </w:t>
+      </w:r>
+      <w:r>
+        <w:rPr>
+          <w:b/>
+          <w:bCs/>
+          <w:color w:val="C00000"/>
+          <w:sz w:val="24"/>
+          <w:szCs w:val="24"/>
+        </w:rPr>
+        <w:t>Case Study Analysis Report</w:t>
+      </w:r>
+    </w:p>
+    <w:p>
+      <w:pPr>
+        <w:spacing w:after="300"/>
+      </w:pPr>
     </w:p>
     <w:tbl>
       <w:tblPr>
-        <w:tblW w:w="6000" w:type="dxa"/>
-        <w:jc w:val="center"/>
+        <w:tblW w:w="10080" w:type="dxa"/>
         <w:tblBorders>
-          <w:top w:val="single" w:sz="4" w:space="0" w:color="auto"/>
-          <w:left w:val="single" w:sz="4" w:space="0" w:color="auto"/>
-          <w:bottom w:val="single" w:sz="4" w:space="0" w:color="auto"/>
-          <w:right w:val="single" w:sz="4" w:space="0" w:color="auto"/>
-          <w:insideH w:val="single" w:sz="4" w:space="0" w:color="auto"/>
-          <w:insideV w:val="single" w:sz="4" w:space="0" w:color="auto"/>
+          <w:top w:val="single" w:sz="4" w:space="0" w:color="000000"/>
+          <w:left w:val="single" w:sz="4" w:space="0" w:color="000000"/>
+          <w:bottom w:val="single" w:sz="4" w:space="0" w:color="000000"/>
+          <w:right w:val="single" w:sz="4" w:space="0" w:color="000000"/>
+          <w:insideH w:val="single" w:sz="4" w:space="0" w:color="000000"/>
+          <w:insideV w:val="single" w:sz="4" w:space="0" w:color="000000"/>
         </w:tblBorders>
-        <w:tblCellMar>
-          <w:left w:w="10" w:type="dxa"/>
-          <w:right w:w="10" w:type="dxa"/>
-        </w:tblCellMar>
-        <w:tblLook w:val="0000" w:firstRow="0" w:lastRow="0" w:firstColumn="0" w:lastColumn="0" w:noHBand="0" w:noVBand="0"/>
+        <w:tblLayout w:type="fixed"/>
+        <w:tblLook w:val="04A0" w:firstRow="1" w:lastRow="0" w:firstColumn="1" w:lastColumn="0" w:noHBand="0" w:noVBand="1"/>
       </w:tblPr>
       <w:tblGrid>
-        <w:gridCol w:w="2400"/>
-        <w:gridCol w:w="3600"/>
+        <w:gridCol w:w="1800"/>
+        <w:gridCol w:w="3240"/>
+        <w:gridCol w:w="1800"/>
+        <w:gridCol w:w="3240"/>
       </w:tblGrid>
       <w:tr>
-        <w:tblPrEx>
-          <w:tblCellMar>
-            <w:top w:w="0" w:type="dxa"/>
-            <w:bottom w:w="0" w:type="dxa"/>
-          </w:tblCellMar>
-        </w:tblPrEx>
-        <w:trPr>
-          <w:jc w:val="center"/>
-        </w:trPr>
         <w:tc>
           <w:tcPr>
-            <w:tcW w:w="2400" w:type="dxa"/>
-            <w:shd w:val="clear" w:color="auto" w:fill="D9E2F3"/>
+            <w:tcW w:w="1800" w:type="dxa"/>
+            <w:tcBorders>
+              <w:top w:val="single" w:sz="4" w:space="0" w:color="9DC3E6"/>
+              <w:left w:val="single" w:sz="4" w:space="0" w:color="9DC3E6"/>
+              <w:bottom w:val="single" w:sz="4" w:space="0" w:color="9DC3E6"/>
+              <w:right w:val="single" w:sz="4" w:space="0" w:color="9DC3E6"/>
+            </w:tcBorders>
+            <w:shd w:val="clear" w:color="auto" w:fill="D6E4F0"/>
             <w:tcMar>
-              <w:top w:w="100" w:type="dxa"/>
+              <w:top w:w="70" w:type="dxa"/>
               <w:left w:w="120" w:type="dxa"/>
-              <w:bottom w:w="100" w:type="dxa"/>
+              <w:bottom w:w="70" w:type="dxa"/>
               <w:right w:w="120" w:type="dxa"/>
             </w:tcMar>
+            <w:vAlign w:val="center"/>
+            <w:hideMark/>
           </w:tcPr>
           <w:p>
+            <w:pPr>
+              <w:spacing w:after="300"/>
+            </w:pPr>
             <w:r>
               <w:rPr>
                 <w:b/>
                 <w:bCs/>
-                <w:sz w:val="22"/>
-                <w:szCs w:val="22"/>
               </w:rPr>
-              <w:t>Name</w:t>
+              <w:t>Course Code:</w:t>
             </w:r>
           </w:p>
         </w:tc>
         <w:tc>
           <w:tcPr>
-            <w:tcW w:w="3600" w:type="dxa"/>
+            <w:tcW w:w="3240" w:type="dxa"/>
+            <w:tcBorders>
+              <w:top w:val="single" w:sz="4" w:space="0" w:color="9DC3E6"/>
+              <w:left w:val="single" w:sz="4" w:space="0" w:color="9DC3E6"/>
+              <w:bottom w:val="single" w:sz="4" w:space="0" w:color="9DC3E6"/>
+              <w:right w:val="single" w:sz="4" w:space="0" w:color="9DC3E6"/>
+            </w:tcBorders>
+            <w:shd w:val="clear" w:color="auto" w:fill="FFFFFF"/>
             <w:tcMar>
-              <w:top w:w="100" w:type="dxa"/>
+              <w:top w:w="70" w:type="dxa"/>
               <w:left w:w="120" w:type="dxa"/>
-              <w:bottom w:w="100" w:type="dxa"/>
+              <w:bottom w:w="70" w:type="dxa"/>
               <w:right w:w="120" w:type="dxa"/>
             </w:tcMar>
+            <w:vAlign w:val="center"/>
+            <w:hideMark/>
           </w:tcPr>
           <w:p>
+            <w:pPr>
+              <w:spacing w:after="300"/>
+            </w:pPr>
+            <w:r>
+              <w:t>CSA10 / CSA10</w:t>
+            </w:r>
+            <w:r>
+              <w:t>07</w:t>
+            </w:r>
+          </w:p>
+        </w:tc>
+        <w:tc>
+          <w:tcPr>
+            <w:tcW w:w="1800" w:type="dxa"/>
+            <w:tcBorders>
+              <w:top w:val="single" w:sz="4" w:space="0" w:color="9DC3E6"/>
+              <w:left w:val="single" w:sz="4" w:space="0" w:color="9DC3E6"/>
+              <w:bottom w:val="single" w:sz="4" w:space="0" w:color="9DC3E6"/>
+              <w:right w:val="single" w:sz="4" w:space="0" w:color="9DC3E6"/>
+            </w:tcBorders>
+            <w:shd w:val="clear" w:color="auto" w:fill="D6E4F0"/>
+            <w:tcMar>
+              <w:top w:w="70" w:type="dxa"/>
+              <w:left w:w="120" w:type="dxa"/>
+              <w:bottom w:w="70" w:type="dxa"/>
+              <w:right w:w="120" w:type="dxa"/>
+            </w:tcMar>
+            <w:vAlign w:val="center"/>
+            <w:hideMark/>
+          </w:tcPr>
+          <w:p>
+            <w:pPr>
+              <w:spacing w:after="300"/>
+            </w:pPr>
+            <w:r>
+              <w:rPr>
+                <w:b/>
+                <w:bCs/>
+              </w:rPr>
+              <w:t>Course Title:</w:t>
+            </w:r>
+          </w:p>
+        </w:tc>
+        <w:tc>
+          <w:tcPr>
+            <w:tcW w:w="3240" w:type="dxa"/>
+            <w:tcBorders>
+              <w:top w:val="single" w:sz="4" w:space="0" w:color="9DC3E6"/>
+              <w:left w:val="single" w:sz="4" w:space="0" w:color="9DC3E6"/>
+              <w:bottom w:val="single" w:sz="4" w:space="0" w:color="9DC3E6"/>
+              <w:right w:val="single" w:sz="4" w:space="0" w:color="9DC3E6"/>
+            </w:tcBorders>
+            <w:shd w:val="clear" w:color="auto" w:fill="FFFFFF"/>
+            <w:tcMar>
+              <w:top w:w="70" w:type="dxa"/>
+              <w:left w:w="120" w:type="dxa"/>
+              <w:bottom w:w="70" w:type="dxa"/>
+              <w:right w:w="120" w:type="dxa"/>
+            </w:tcMar>
+            <w:vAlign w:val="center"/>
+            <w:hideMark/>
+          </w:tcPr>
+          <w:p>
+            <w:pPr>
+              <w:spacing w:after="300"/>
+            </w:pPr>
+            <w:r>
+              <w:t xml:space="preserve">Software Engineering </w:t>
+            </w:r>
+          </w:p>
+        </w:tc>
+      </w:tr>
+      <w:tr>
+        <w:tc>
+          <w:tcPr>
+            <w:tcW w:w="1800" w:type="dxa"/>
+            <w:tcBorders>
+              <w:top w:val="single" w:sz="4" w:space="0" w:color="9DC3E6"/>
+              <w:left w:val="single" w:sz="4" w:space="0" w:color="9DC3E6"/>
+              <w:bottom w:val="single" w:sz="4" w:space="0" w:color="9DC3E6"/>
+              <w:right w:val="single" w:sz="4" w:space="0" w:color="9DC3E6"/>
+            </w:tcBorders>
+            <w:shd w:val="clear" w:color="auto" w:fill="D6E4F0"/>
+            <w:tcMar>
+              <w:top w:w="70" w:type="dxa"/>
+              <w:left w:w="120" w:type="dxa"/>
+              <w:bottom w:w="70" w:type="dxa"/>
+              <w:right w:w="120" w:type="dxa"/>
+            </w:tcMar>
+            <w:vAlign w:val="center"/>
+            <w:hideMark/>
+          </w:tcPr>
+          <w:p>
+            <w:pPr>
+              <w:spacing w:after="300"/>
+            </w:pPr>
+            <w:r>
+              <w:rPr>
+                <w:b/>
+                <w:bCs/>
+              </w:rPr>
+              <w:t>CO Assessed:</w:t>
+            </w:r>
+          </w:p>
+        </w:tc>
+        <w:tc>
+          <w:tcPr>
+            <w:tcW w:w="3240" w:type="dxa"/>
+            <w:tcBorders>
+              <w:top w:val="single" w:sz="4" w:space="0" w:color="9DC3E6"/>
+              <w:left w:val="single" w:sz="4" w:space="0" w:color="9DC3E6"/>
+              <w:bottom w:val="single" w:sz="4" w:space="0" w:color="9DC3E6"/>
+              <w:right w:val="single" w:sz="4" w:space="0" w:color="9DC3E6"/>
+            </w:tcBorders>
+            <w:shd w:val="clear" w:color="auto" w:fill="FFFFFF"/>
+            <w:tcMar>
+              <w:top w:w="70" w:type="dxa"/>
+              <w:left w:w="120" w:type="dxa"/>
+              <w:bottom w:w="70" w:type="dxa"/>
+              <w:right w:w="120" w:type="dxa"/>
+            </w:tcMar>
+            <w:vAlign w:val="center"/>
+            <w:hideMark/>
+          </w:tcPr>
+          <w:p>
+            <w:pPr>
+              <w:spacing w:after="300"/>
+            </w:pPr>
+            <w:r>
+              <w:t>CO</w:t>
+            </w:r>
+            <w:r>
+              <w:t>1</w:t>
+            </w:r>
+          </w:p>
+        </w:tc>
+        <w:tc>
+          <w:tcPr>
+            <w:tcW w:w="1800" w:type="dxa"/>
+            <w:tcBorders>
+              <w:top w:val="single" w:sz="4" w:space="0" w:color="9DC3E6"/>
+              <w:left w:val="single" w:sz="4" w:space="0" w:color="9DC3E6"/>
+              <w:bottom w:val="single" w:sz="4" w:space="0" w:color="9DC3E6"/>
+              <w:right w:val="single" w:sz="4" w:space="0" w:color="9DC3E6"/>
+            </w:tcBorders>
+            <w:shd w:val="clear" w:color="auto" w:fill="D6E4F0"/>
+            <w:tcMar>
+              <w:top w:w="70" w:type="dxa"/>
+              <w:left w:w="120" w:type="dxa"/>
+              <w:bottom w:w="70" w:type="dxa"/>
+              <w:right w:w="120" w:type="dxa"/>
+            </w:tcMar>
+            <w:vAlign w:val="center"/>
+            <w:hideMark/>
+          </w:tcPr>
+          <w:p>
+            <w:pPr>
+              <w:spacing w:after="300"/>
+            </w:pPr>
+            <w:r>
+              <w:rPr>
+                <w:b/>
+                <w:bCs/>
+              </w:rPr>
+              <w:t>Assessment:</w:t>
+            </w:r>
+          </w:p>
+        </w:tc>
+        <w:tc>
+          <w:tcPr>
+            <w:tcW w:w="3240" w:type="dxa"/>
+            <w:tcBorders>
+              <w:top w:val="single" w:sz="4" w:space="0" w:color="9DC3E6"/>
+              <w:left w:val="single" w:sz="4" w:space="0" w:color="9DC3E6"/>
+              <w:bottom w:val="single" w:sz="4" w:space="0" w:color="9DC3E6"/>
+              <w:right w:val="single" w:sz="4" w:space="0" w:color="9DC3E6"/>
+            </w:tcBorders>
+            <w:shd w:val="clear" w:color="auto" w:fill="FFFFFF"/>
+            <w:tcMar>
+              <w:top w:w="70" w:type="dxa"/>
+              <w:left w:w="120" w:type="dxa"/>
+              <w:bottom w:w="70" w:type="dxa"/>
+              <w:right w:w="120" w:type="dxa"/>
+            </w:tcMar>
+            <w:vAlign w:val="center"/>
+            <w:hideMark/>
+          </w:tcPr>
+          <w:p>
+            <w:pPr>
+              <w:spacing w:after="300"/>
+              <w:jc w:val="center"/>
+            </w:pPr>
+            <w:r>
+              <w:t xml:space="preserve">Assessment Tool </w:t>
+            </w:r>
             <w:r>
               <w:rPr>
                 <w:sz w:val="22"/>
                 <w:szCs w:val="22"/>
               </w:rPr>
-              <w:t>Mohammed Hashim T</w:t>
-            </w:r>
+              <w:t xml:space="preserve">– </w:t>
+            </w:r>
+            <w:r>
+              <w:rPr>
+                <w:sz w:val="22"/>
+                <w:szCs w:val="22"/>
+              </w:rPr>
+              <w:t>Smart Urban Traffic Congestion Prediction and Signal Optimization Platform</w:t>
+            </w:r>
+          </w:p>
+          <w:p>
+            <w:pPr>
+              <w:spacing w:after="300"/>
+            </w:pPr>
           </w:p>
         </w:tc>
       </w:tr>
       <w:tr>
-        <w:tblPrEx>
-          <w:tblCellMar>
-            <w:top w:w="0" w:type="dxa"/>
-            <w:bottom w:w="0" w:type="dxa"/>
-          </w:tblCellMar>
-        </w:tblPrEx>
-        <w:trPr>
-          <w:jc w:val="center"/>
-        </w:trPr>
         <w:tc>
           <w:tcPr>
-            <w:tcW w:w="2400" w:type="dxa"/>
-            <w:shd w:val="clear" w:color="auto" w:fill="D9E2F3"/>
+            <w:tcW w:w="1800" w:type="dxa"/>
+            <w:tcBorders>
+              <w:top w:val="single" w:sz="4" w:space="0" w:color="9DC3E6"/>
+              <w:left w:val="single" w:sz="4" w:space="0" w:color="9DC3E6"/>
+              <w:bottom w:val="single" w:sz="4" w:space="0" w:color="9DC3E6"/>
+              <w:right w:val="single" w:sz="4" w:space="0" w:color="9DC3E6"/>
+            </w:tcBorders>
+            <w:shd w:val="clear" w:color="auto" w:fill="D6E4F0"/>
             <w:tcMar>
-              <w:top w:w="100" w:type="dxa"/>
+              <w:top w:w="70" w:type="dxa"/>
               <w:left w:w="120" w:type="dxa"/>
-              <w:bottom w:w="100" w:type="dxa"/>
+              <w:bottom w:w="70" w:type="dxa"/>
               <w:right w:w="120" w:type="dxa"/>
             </w:tcMar>
+            <w:vAlign w:val="center"/>
+            <w:hideMark/>
           </w:tcPr>
           <w:p>
+            <w:pPr>
+              <w:spacing w:after="300"/>
+            </w:pPr>
             <w:r>
               <w:rPr>
                 <w:b/>
                 <w:bCs/>
-                <w:sz w:val="22"/>
-                <w:szCs w:val="22"/>
               </w:rPr>
-              <w:t>Register No.</w:t>
+              <w:t>Weightage:</w:t>
             </w:r>
           </w:p>
         </w:tc>
         <w:tc>
           <w:tcPr>
-            <w:tcW w:w="3600" w:type="dxa"/>
+            <w:tcW w:w="3240" w:type="dxa"/>
+            <w:tcBorders>
+              <w:top w:val="single" w:sz="4" w:space="0" w:color="9DC3E6"/>
+              <w:left w:val="single" w:sz="4" w:space="0" w:color="9DC3E6"/>
+              <w:bottom w:val="single" w:sz="4" w:space="0" w:color="9DC3E6"/>
+              <w:right w:val="single" w:sz="4" w:space="0" w:color="9DC3E6"/>
+            </w:tcBorders>
+            <w:shd w:val="clear" w:color="auto" w:fill="FFFFFF"/>
             <w:tcMar>
-              <w:top w:w="100" w:type="dxa"/>
+              <w:top w:w="70" w:type="dxa"/>
               <w:left w:w="120" w:type="dxa"/>
-              <w:bottom w:w="100" w:type="dxa"/>
+              <w:bottom w:w="70" w:type="dxa"/>
               <w:right w:w="120" w:type="dxa"/>
             </w:tcMar>
+            <w:vAlign w:val="center"/>
+            <w:hideMark/>
           </w:tcPr>
           <w:p>
+            <w:pPr>
+              <w:spacing w:after="300"/>
+            </w:pPr>
+            <w:r>
+              <w:t>20%</w:t>
+            </w:r>
+          </w:p>
+        </w:tc>
+        <w:tc>
+          <w:tcPr>
+            <w:tcW w:w="1800" w:type="dxa"/>
+            <w:tcBorders>
+              <w:top w:val="single" w:sz="4" w:space="0" w:color="9DC3E6"/>
+              <w:left w:val="single" w:sz="4" w:space="0" w:color="9DC3E6"/>
+              <w:bottom w:val="single" w:sz="4" w:space="0" w:color="9DC3E6"/>
+              <w:right w:val="single" w:sz="4" w:space="0" w:color="9DC3E6"/>
+            </w:tcBorders>
+            <w:shd w:val="clear" w:color="auto" w:fill="D6E4F0"/>
+            <w:tcMar>
+              <w:top w:w="70" w:type="dxa"/>
+              <w:left w:w="120" w:type="dxa"/>
+              <w:bottom w:w="70" w:type="dxa"/>
+              <w:right w:w="120" w:type="dxa"/>
+            </w:tcMar>
+            <w:vAlign w:val="center"/>
+            <w:hideMark/>
+          </w:tcPr>
+          <w:p>
+            <w:pPr>
+              <w:spacing w:after="300"/>
+            </w:pPr>
             <w:r>
               <w:rPr>
-                <w:sz w:val="22"/>
-                <w:szCs w:val="22"/>
+                <w:b/>
+                <w:bCs/>
               </w:rPr>
-              <w:t>192524088</w:t>
+              <w:t>Total Marks:</w:t>
+            </w:r>
+          </w:p>
+        </w:tc>
+        <w:tc>
+          <w:tcPr>
+            <w:tcW w:w="3240" w:type="dxa"/>
+            <w:tcBorders>
+              <w:top w:val="single" w:sz="4" w:space="0" w:color="9DC3E6"/>
+              <w:left w:val="single" w:sz="4" w:space="0" w:color="9DC3E6"/>
+              <w:bottom w:val="single" w:sz="4" w:space="0" w:color="9DC3E6"/>
+              <w:right w:val="single" w:sz="4" w:space="0" w:color="9DC3E6"/>
+            </w:tcBorders>
+            <w:shd w:val="clear" w:color="auto" w:fill="FFFFFF"/>
+            <w:tcMar>
+              <w:top w:w="70" w:type="dxa"/>
+              <w:left w:w="120" w:type="dxa"/>
+              <w:bottom w:w="70" w:type="dxa"/>
+              <w:right w:w="120" w:type="dxa"/>
+            </w:tcMar>
+            <w:vAlign w:val="center"/>
+            <w:hideMark/>
+          </w:tcPr>
+          <w:p>
+            <w:pPr>
+              <w:spacing w:after="300"/>
+            </w:pPr>
+            <w:r>
+              <w:t xml:space="preserve">25  </w:t>
             </w:r>
           </w:p>
         </w:tc>
       </w:tr>
       <w:tr>
-        <w:tblPrEx>
-          <w:tblCellMar>
-            <w:top w:w="0" w:type="dxa"/>
-            <w:bottom w:w="0" w:type="dxa"/>
-          </w:tblCellMar>
-        </w:tblPrEx>
-        <w:trPr>
-          <w:jc w:val="center"/>
-        </w:trPr>
         <w:tc>
           <w:tcPr>
-            <w:tcW w:w="2400" w:type="dxa"/>
-            <w:shd w:val="clear" w:color="auto" w:fill="D9E2F3"/>
+            <w:tcW w:w="1800" w:type="dxa"/>
+            <w:tcBorders>
+              <w:top w:val="single" w:sz="4" w:space="0" w:color="9DC3E6"/>
+              <w:left w:val="single" w:sz="4" w:space="0" w:color="9DC3E6"/>
+              <w:bottom w:val="single" w:sz="4" w:space="0" w:color="9DC3E6"/>
+              <w:right w:val="single" w:sz="4" w:space="0" w:color="9DC3E6"/>
+            </w:tcBorders>
+            <w:shd w:val="clear" w:color="auto" w:fill="D6E4F0"/>
             <w:tcMar>
-              <w:top w:w="100" w:type="dxa"/>
+              <w:top w:w="70" w:type="dxa"/>
               <w:left w:w="120" w:type="dxa"/>
-              <w:bottom w:w="100" w:type="dxa"/>
+              <w:bottom w:w="70" w:type="dxa"/>
               <w:right w:w="120" w:type="dxa"/>
             </w:tcMar>
+            <w:vAlign w:val="center"/>
+            <w:hideMark/>
           </w:tcPr>
           <w:p>
+            <w:pPr>
+              <w:spacing w:after="300"/>
+            </w:pPr>
             <w:r>
               <w:rPr>
                 <w:b/>
                 <w:bCs/>
-                <w:sz w:val="22"/>
-                <w:szCs w:val="22"/>
               </w:rPr>
-              <w:t>Course Outcome</w:t>
+              <w:t>CO</w:t>
+            </w:r>
+            <w:r>
+              <w:rPr>
+                <w:b/>
+                <w:bCs/>
+              </w:rPr>
+              <w:t>1</w:t>
+            </w:r>
+            <w:r>
+              <w:rPr>
+                <w:b/>
+                <w:bCs/>
+              </w:rPr>
+              <w:t xml:space="preserve"> Statement:</w:t>
             </w:r>
           </w:p>
         </w:tc>
         <w:tc>
           <w:tcPr>
-            <w:tcW w:w="3600" w:type="dxa"/>
+            <w:tcW w:w="8280" w:type="dxa"/>
+            <w:gridSpan w:val="3"/>
+            <w:tcBorders>
+              <w:top w:val="single" w:sz="4" w:space="0" w:color="9DC3E6"/>
+              <w:left w:val="single" w:sz="4" w:space="0" w:color="9DC3E6"/>
+              <w:bottom w:val="single" w:sz="4" w:space="0" w:color="9DC3E6"/>
+              <w:right w:val="single" w:sz="4" w:space="0" w:color="9DC3E6"/>
+            </w:tcBorders>
+            <w:shd w:val="clear" w:color="auto" w:fill="EBF3FB"/>
+            <w:tcMar>
+              <w:top w:w="70" w:type="dxa"/>
+              <w:left w:w="120" w:type="dxa"/>
+              <w:bottom w:w="70" w:type="dxa"/>
+              <w:right w:w="120" w:type="dxa"/>
+            </w:tcMar>
+            <w:hideMark/>
+          </w:tcPr>
+          <w:p>
+            <w:pPr>
+              <w:spacing w:after="300"/>
+            </w:pPr>
+            <w:r>
+              <w:rPr>
+                <w:i/>
+                <w:iCs/>
+              </w:rPr>
+              <w:t>Perform detailed requirements analysis, design scalable architectures, and prioritize features with a focus on cross-disciplinary skills</w:t>
+            </w:r>
+          </w:p>
+        </w:tc>
+      </w:tr>
+      <w:tr>
+        <w:tc>
+          <w:tcPr>
+            <w:tcW w:w="1800" w:type="dxa"/>
+            <w:tcBorders>
+              <w:top w:val="single" w:sz="4" w:space="0" w:color="9DC3E6"/>
+              <w:left w:val="single" w:sz="4" w:space="0" w:color="9DC3E6"/>
+              <w:bottom w:val="single" w:sz="4" w:space="0" w:color="9DC3E6"/>
+              <w:right w:val="single" w:sz="4" w:space="0" w:color="9DC3E6"/>
+            </w:tcBorders>
+            <w:shd w:val="clear" w:color="auto" w:fill="D6E4F0"/>
+            <w:tcMar>
+              <w:top w:w="70" w:type="dxa"/>
+              <w:left w:w="120" w:type="dxa"/>
+              <w:bottom w:w="70" w:type="dxa"/>
+              <w:right w:w="120" w:type="dxa"/>
+            </w:tcMar>
+            <w:vAlign w:val="center"/>
+            <w:hideMark/>
+          </w:tcPr>
+          <w:p>
+            <w:pPr>
+              <w:spacing w:after="300"/>
+            </w:pPr>
+            <w:r>
+              <w:rPr>
+                <w:b/>
+                <w:bCs/>
+              </w:rPr>
+              <w:t>Student Name:</w:t>
+            </w:r>
+          </w:p>
+        </w:tc>
+        <w:tc>
+          <w:tcPr>
+            <w:tcW w:w="3240" w:type="dxa"/>
+            <w:tcBorders>
+              <w:top w:val="single" w:sz="4" w:space="0" w:color="9DC3E6"/>
+              <w:left w:val="single" w:sz="4" w:space="0" w:color="9DC3E6"/>
+              <w:bottom w:val="single" w:sz="4" w:space="0" w:color="9DC3E6"/>
+              <w:right w:val="single" w:sz="4" w:space="0" w:color="9DC3E6"/>
+            </w:tcBorders>
+            <w:shd w:val="clear" w:color="auto" w:fill="FFFFFF"/>
+            <w:tcMar>
+              <w:top w:w="70" w:type="dxa"/>
+              <w:left w:w="120" w:type="dxa"/>
+              <w:bottom w:w="70" w:type="dxa"/>
+              <w:right w:w="120" w:type="dxa"/>
+            </w:tcMar>
+            <w:vAlign w:val="center"/>
+          </w:tcPr>
+          <w:p>
+            <w:pPr>
+              <w:spacing w:after="300"/>
+            </w:pPr>
+            <w:r>
+              <w:t xml:space="preserve">Mohammed Hashim T </w:t>
+            </w:r>
+          </w:p>
+        </w:tc>
+        <w:tc>
+          <w:tcPr>
+            <w:tcW w:w="1800" w:type="dxa"/>
+            <w:tcBorders>
+              <w:top w:val="single" w:sz="4" w:space="0" w:color="9DC3E6"/>
+              <w:left w:val="single" w:sz="4" w:space="0" w:color="9DC3E6"/>
+              <w:bottom w:val="single" w:sz="4" w:space="0" w:color="9DC3E6"/>
+              <w:right w:val="single" w:sz="4" w:space="0" w:color="9DC3E6"/>
+            </w:tcBorders>
+            <w:shd w:val="clear" w:color="auto" w:fill="D6E4F0"/>
+            <w:tcMar>
+              <w:top w:w="70" w:type="dxa"/>
+              <w:left w:w="120" w:type="dxa"/>
+              <w:bottom w:w="70" w:type="dxa"/>
+              <w:right w:w="120" w:type="dxa"/>
+            </w:tcMar>
+            <w:vAlign w:val="center"/>
+            <w:hideMark/>
+          </w:tcPr>
+          <w:p>
+            <w:pPr>
+              <w:spacing w:after="300"/>
+            </w:pPr>
+            <w:r>
+              <w:rPr>
+                <w:b/>
+                <w:bCs/>
+              </w:rPr>
+              <w:t>Reg. No.:</w:t>
+            </w:r>
+          </w:p>
+        </w:tc>
+        <w:tc>
+          <w:tcPr>
+            <w:tcW w:w="3240" w:type="dxa"/>
+            <w:tcBorders>
+              <w:top w:val="single" w:sz="4" w:space="0" w:color="9DC3E6"/>
+              <w:left w:val="single" w:sz="4" w:space="0" w:color="9DC3E6"/>
+              <w:bottom w:val="single" w:sz="4" w:space="0" w:color="9DC3E6"/>
+              <w:right w:val="single" w:sz="4" w:space="0" w:color="9DC3E6"/>
+            </w:tcBorders>
+            <w:shd w:val="clear" w:color="auto" w:fill="FFFFFF"/>
+            <w:tcMar>
+              <w:top w:w="70" w:type="dxa"/>
+              <w:left w:w="120" w:type="dxa"/>
+              <w:bottom w:w="70" w:type="dxa"/>
+              <w:right w:w="120" w:type="dxa"/>
+            </w:tcMar>
+            <w:vAlign w:val="center"/>
+          </w:tcPr>
+          <w:p>
+            <w:pPr>
+              <w:spacing w:after="300"/>
+            </w:pPr>
+            <w:r>
+              <w:t>192524088</w:t>
+            </w:r>
+          </w:p>
+        </w:tc>
+      </w:tr>
+      <w:tr>
+        <w:tc>
+          <w:tcPr>
+            <w:tcW w:w="1800" w:type="dxa"/>
+            <w:tcBorders>
+              <w:top w:val="single" w:sz="4" w:space="0" w:color="9DC3E6"/>
+              <w:left w:val="single" w:sz="4" w:space="0" w:color="9DC3E6"/>
+              <w:bottom w:val="single" w:sz="4" w:space="0" w:color="9DC3E6"/>
+              <w:right w:val="single" w:sz="4" w:space="0" w:color="9DC3E6"/>
+            </w:tcBorders>
+            <w:shd w:val="clear" w:color="auto" w:fill="D6E4F0"/>
+            <w:tcMar>
+              <w:top w:w="70" w:type="dxa"/>
+              <w:left w:w="120" w:type="dxa"/>
+              <w:bottom w:w="70" w:type="dxa"/>
+              <w:right w:w="120" w:type="dxa"/>
+            </w:tcMar>
+            <w:vAlign w:val="center"/>
+            <w:hideMark/>
+          </w:tcPr>
+          <w:p>
+            <w:pPr>
+              <w:spacing w:after="300"/>
+            </w:pPr>
+            <w:r>
+              <w:rPr>
+                <w:b/>
+                <w:bCs/>
+              </w:rPr>
+              <w:t>Date:</w:t>
+            </w:r>
+          </w:p>
+        </w:tc>
+        <w:tc>
+          <w:tcPr>
+            <w:tcW w:w="3240" w:type="dxa"/>
+            <w:tcBorders>
+              <w:top w:val="single" w:sz="4" w:space="0" w:color="9DC3E6"/>
+              <w:left w:val="single" w:sz="4" w:space="0" w:color="9DC3E6"/>
+              <w:bottom w:val="single" w:sz="4" w:space="0" w:color="9DC3E6"/>
+              <w:right w:val="single" w:sz="4" w:space="0" w:color="9DC3E6"/>
+            </w:tcBorders>
+            <w:shd w:val="clear" w:color="auto" w:fill="FFFFFF"/>
+            <w:tcMar>
+              <w:top w:w="70" w:type="dxa"/>
+              <w:left w:w="120" w:type="dxa"/>
+              <w:bottom w:w="70" w:type="dxa"/>
+              <w:right w:w="120" w:type="dxa"/>
+            </w:tcMar>
+            <w:vAlign w:val="center"/>
+          </w:tcPr>
+          <w:p>
+            <w:pPr>
+              <w:spacing w:after="300"/>
+            </w:pPr>
+            <w:r>
+              <w:t>16/07/2026</w:t>
+            </w:r>
+          </w:p>
+        </w:tc>
+        <w:tc>
+          <w:tcPr>
+            <w:tcW w:w="1800" w:type="dxa"/>
+            <w:tcBorders>
+              <w:top w:val="single" w:sz="4" w:space="0" w:color="9DC3E6"/>
+              <w:left w:val="single" w:sz="4" w:space="0" w:color="9DC3E6"/>
+              <w:bottom w:val="single" w:sz="4" w:space="0" w:color="9DC3E6"/>
+              <w:right w:val="single" w:sz="4" w:space="0" w:color="9DC3E6"/>
+            </w:tcBorders>
+            <w:shd w:val="clear" w:color="auto" w:fill="D6E4F0"/>
+            <w:tcMar>
+              <w:top w:w="70" w:type="dxa"/>
+              <w:left w:w="120" w:type="dxa"/>
+              <w:bottom w:w="70" w:type="dxa"/>
+              <w:right w:w="120" w:type="dxa"/>
+            </w:tcMar>
+            <w:vAlign w:val="center"/>
+            <w:hideMark/>
+          </w:tcPr>
+          <w:p>
+            <w:pPr>
+              <w:spacing w:after="300"/>
+            </w:pPr>
+            <w:r>
+              <w:rPr>
+                <w:b/>
+                <w:bCs/>
+              </w:rPr>
+              <w:t>Duration:</w:t>
+            </w:r>
+          </w:p>
+        </w:tc>
+        <w:tc>
+          <w:tcPr>
+            <w:tcW w:w="3240" w:type="dxa"/>
+            <w:tcBorders>
+              <w:top w:val="single" w:sz="4" w:space="0" w:color="9DC3E6"/>
+              <w:left w:val="single" w:sz="4" w:space="0" w:color="9DC3E6"/>
+              <w:bottom w:val="single" w:sz="4" w:space="0" w:color="9DC3E6"/>
+              <w:right w:val="single" w:sz="4" w:space="0" w:color="9DC3E6"/>
+            </w:tcBorders>
+            <w:shd w:val="clear" w:color="auto" w:fill="FFFFFF"/>
+            <w:tcMar>
+              <w:top w:w="70" w:type="dxa"/>
+              <w:left w:w="120" w:type="dxa"/>
+              <w:bottom w:w="70" w:type="dxa"/>
+              <w:right w:w="120" w:type="dxa"/>
+            </w:tcMar>
+            <w:vAlign w:val="center"/>
+            <w:hideMark/>
+          </w:tcPr>
+          <w:p>
+            <w:pPr>
+              <w:spacing w:after="300"/>
+            </w:pPr>
+            <w:r>
+              <w:t>60 minutes</w:t>
+            </w:r>
+          </w:p>
+        </w:tc>
+      </w:tr>
+    </w:tbl>
+    <w:p>
+      <w:pPr>
+        <w:spacing w:after="300"/>
+      </w:pPr>
+    </w:p>
+    <w:tbl>
+      <w:tblPr>
+        <w:tblW w:w="10080" w:type="dxa"/>
+        <w:tblBorders>
+          <w:top w:val="single" w:sz="4" w:space="0" w:color="000000"/>
+          <w:left w:val="single" w:sz="4" w:space="0" w:color="000000"/>
+          <w:bottom w:val="single" w:sz="4" w:space="0" w:color="000000"/>
+          <w:right w:val="single" w:sz="4" w:space="0" w:color="000000"/>
+          <w:insideH w:val="single" w:sz="4" w:space="0" w:color="000000"/>
+          <w:insideV w:val="single" w:sz="4" w:space="0" w:color="000000"/>
+        </w:tblBorders>
+        <w:tblLayout w:type="fixed"/>
+        <w:tblLook w:val="04A0" w:firstRow="1" w:lastRow="0" w:firstColumn="1" w:lastColumn="0" w:noHBand="0" w:noVBand="1"/>
+      </w:tblPr>
+      <w:tblGrid>
+        <w:gridCol w:w="10080"/>
+      </w:tblGrid>
+      <w:tr>
+        <w:tc>
+          <w:tcPr>
+            <w:tcW w:w="10080" w:type="dxa"/>
+            <w:tcBorders>
+              <w:top w:val="single" w:sz="4" w:space="0" w:color="1F4E79"/>
+              <w:left w:val="single" w:sz="4" w:space="0" w:color="1F4E79"/>
+              <w:bottom w:val="single" w:sz="4" w:space="0" w:color="1F4E79"/>
+              <w:right w:val="single" w:sz="4" w:space="0" w:color="1F4E79"/>
+            </w:tcBorders>
+            <w:shd w:val="clear" w:color="auto" w:fill="FFF9E6"/>
             <w:tcMar>
               <w:top w:w="100" w:type="dxa"/>
-              <w:left w:w="120" w:type="dxa"/>
+              <w:left w:w="200" w:type="dxa"/>
               <w:bottom w:w="100" w:type="dxa"/>
-              <w:right w:w="120" w:type="dxa"/>
+              <w:right w:w="200" w:type="dxa"/>
             </w:tcMar>
+            <w:hideMark/>
           </w:tcPr>
           <w:p>
+            <w:pPr>
+              <w:spacing w:after="300"/>
+            </w:pPr>
             <w:r>
               <w:rPr>
-                <w:sz w:val="22"/>
-                <w:szCs w:val="22"/>
+                <w:b/>
+                <w:bCs/>
               </w:rPr>
-              <w:t>CO1 - AT1</w:t>
+              <w:t>Code of Conduct</w:t>
+            </w:r>
+          </w:p>
+          <w:p>
+            <w:pPr>
+              <w:spacing w:after="300"/>
+            </w:pPr>
+            <w:r>
+              <w:rPr>
+                <w:i/>
+                <w:iCs/>
+              </w:rPr>
+              <w:t xml:space="preserve">I </w:t>
+            </w:r>
+            <w:r>
+              <w:rPr>
+                <w:i/>
+                <w:iCs/>
+                <w:u w:val="single"/>
+              </w:rPr>
+              <w:t>Mohammed Hashim T</w:t>
+            </w:r>
+            <w:r>
+              <w:rPr>
+                <w:i/>
+                <w:iCs/>
+              </w:rPr>
+              <w:t xml:space="preserve"> </w:t>
+            </w:r>
+            <w:r>
+              <w:rPr>
+                <w:i/>
+                <w:iCs/>
+              </w:rPr>
+              <w:t>(Name / Reg No) certify that this submission is my original work and that I have adhered to the guidelines specified for this assessment. I understand that any violation of academic integrity rules will result in disciplinary action.</w:t>
+            </w:r>
+          </w:p>
+          <w:p>
+            <w:pPr>
+              <w:spacing w:after="300"/>
+            </w:pPr>
+            <w:r>
+              <w:t xml:space="preserve">Signature of the Student: </w:t>
+            </w:r>
+            <w:r>
+              <w:rPr>
+                <w:u w:val="single"/>
+              </w:rPr>
+              <w:t>MD Hashim</w:t>
+            </w:r>
+            <w:r>
+              <w:t xml:space="preserve"> </w:t>
             </w:r>
           </w:p>
         </w:tc>
@@ -259,21 +977,24 @@
       <w:pPr>
         <w:spacing w:after="150" w:line="300" w:lineRule="auto"/>
         <w:jc w:val="both"/>
-      </w:pPr>
-      <w:r>
-        <w:rPr>
-          <w:sz w:val="24"/>
-          <w:szCs w:val="24"/>
-        </w:rPr>
-        <w:t>Urban road networks today are managed largely through fixed-time or manually adjusted traffic signals and reactive monitoring by traffic police. As vehicle density grows, this reactive, manual approach leads to unpredictable congestion, longer commute times, higher fuel consumption and emissions, and delayed emergency response. The problem statement calls for a distributed, cloud-enabled Smart Urban Traffic Congestion Prediction and Signal Optimization Platform that continuously collects real-time data from</w:t>
-      </w:r>
-      <w:r>
-        <w:rPr>
-          <w:sz w:val="24"/>
-          <w:szCs w:val="24"/>
-        </w:rPr>
-        <w:t xml:space="preserve"> IoT sensors, cameras, GPS-enabled vehicles, and enterprise traffic-management systems; analyses this data to detect abnormal traffic events; uses AI/ML models to predict congestion before it occurs; and automatically or semi-automatically optimizes signal timings while keeping city traffic authorities, commuters, and emergency services informed through dashboards and real-time notifications.</w:t>
-      </w:r>
+        <w:rPr>
+          <w:sz w:val="24"/>
+          <w:szCs w:val="24"/>
+        </w:rPr>
+      </w:pPr>
+      <w:r>
+        <w:rPr>
+          <w:sz w:val="24"/>
+          <w:szCs w:val="24"/>
+        </w:rPr>
+        <w:t>Urban road networks today are managed largely through fixed-time or manually adjusted traffic signals and reactive monitoring by traffic police. As vehicle density grows, this reactive, manual approach leads to unpredictable congestion, longer commute times, higher fuel consumption and emissions, and delayed emergency response. The problem statement calls for a distributed, cloud-enabled Smart Urban Traffic Congestion Prediction and Signal Optimization Platform that continuously collects real-time data from IoT sensors, cameras, GPS-enabled vehicles, and enterprise traffic-management systems; analyses this data to detect abnormal traffic events; uses AI/ML models to predict congestion before it occurs; and automatically or semi-automatically optimizes signal timings while keeping city traffic authorities, commuters, and emergency services informed through dashboards and real-time notifications.</w:t>
+      </w:r>
+    </w:p>
+    <w:p>
+      <w:pPr>
+        <w:spacing w:after="150" w:line="300" w:lineRule="auto"/>
+        <w:jc w:val="both"/>
+      </w:pPr>
     </w:p>
     <w:p>
       <w:pPr>
@@ -286,6 +1007,7 @@
           <w:bCs/>
           <w:color w:val="2E5F8A"/>
         </w:rPr>
+        <w:lastRenderedPageBreak/>
         <w:t>1.2 Objectives of the Proposed System</w:t>
       </w:r>
     </w:p>
@@ -449,22 +1171,7 @@
           <w:sz w:val="24"/>
           <w:szCs w:val="24"/>
         </w:rPr>
-        <w:t>The scope covers the design of a multi-tier, distributed platform spanning edge devices (sensors, cameras, roadside units), a data-ingestion and streaming layer, an AI/ML analytics engine for congestion prediction, a signal-optimization and control module, and a centralized web/mobile dashboard for city traffic authorities and the public. It includes real-time and historical data processing, alerting/notification services, and reporting, and it targets multi-junction, multi-zone, city-wide deployment. It ex</w:t>
-      </w:r>
-      <w:r>
-        <w:rPr>
-          <w:sz w:val="24"/>
-          <w:szCs w:val="24"/>
-        </w:rPr>
-        <w:t xml:space="preserve">cludes the manufacturing of physical IoT hardware and the redesign of </w:t>
-      </w:r>
-      <w:r>
-        <w:rPr>
-          <w:sz w:val="24"/>
-          <w:szCs w:val="24"/>
-        </w:rPr>
-        <w:lastRenderedPageBreak/>
-        <w:t>physical road infrastructure, focusing instead on the software and analytics platform that operates on top of existing and newly deployed sensing/signal hardware.</w:t>
+        <w:t>The scope covers the design of a multi-tier, distributed platform spanning edge devices (sensors, cameras, roadside units), a data-ingestion and streaming layer, an AI/ML analytics engine for congestion prediction, a signal-optimization and control module, and a centralized web/mobile dashboard for city traffic authorities and the public. It includes real-time and historical data processing, alerting/notification services, and reporting, and it targets multi-junction, multi-zone, city-wide deployment. It excludes the manufacturing of physical IoT hardware and the redesign of physical road infrastructure, focusing instead on the software and analytics platform that operates on top of existing and newly deployed sensing/signal hardware.</w:t>
       </w:r>
     </w:p>
     <w:p>
@@ -519,12 +1226,6 @@
         <w:gridCol w:w="6200"/>
       </w:tblGrid>
       <w:tr>
-        <w:tblPrEx>
-          <w:tblCellMar>
-            <w:top w:w="0" w:type="dxa"/>
-            <w:bottom w:w="0" w:type="dxa"/>
-          </w:tblCellMar>
-        </w:tblPrEx>
         <w:tc>
           <w:tcPr>
             <w:tcW w:w="3200" w:type="dxa"/>
@@ -567,12 +1268,6 @@
         </w:tc>
       </w:tr>
       <w:tr>
-        <w:tblPrEx>
-          <w:tblCellMar>
-            <w:top w:w="0" w:type="dxa"/>
-            <w:bottom w:w="0" w:type="dxa"/>
-          </w:tblCellMar>
-        </w:tblPrEx>
         <w:tc>
           <w:tcPr>
             <w:tcW w:w="3200" w:type="dxa"/>
@@ -615,12 +1310,6 @@
         </w:tc>
       </w:tr>
       <w:tr>
-        <w:tblPrEx>
-          <w:tblCellMar>
-            <w:top w:w="0" w:type="dxa"/>
-            <w:bottom w:w="0" w:type="dxa"/>
-          </w:tblCellMar>
-        </w:tblPrEx>
         <w:tc>
           <w:tcPr>
             <w:tcW w:w="3200" w:type="dxa"/>
@@ -663,12 +1352,6 @@
         </w:tc>
       </w:tr>
       <w:tr>
-        <w:tblPrEx>
-          <w:tblCellMar>
-            <w:top w:w="0" w:type="dxa"/>
-            <w:bottom w:w="0" w:type="dxa"/>
-          </w:tblCellMar>
-        </w:tblPrEx>
         <w:tc>
           <w:tcPr>
             <w:tcW w:w="3200" w:type="dxa"/>
@@ -711,12 +1394,6 @@
         </w:tc>
       </w:tr>
       <w:tr>
-        <w:tblPrEx>
-          <w:tblCellMar>
-            <w:top w:w="0" w:type="dxa"/>
-            <w:bottom w:w="0" w:type="dxa"/>
-          </w:tblCellMar>
-        </w:tblPrEx>
         <w:tc>
           <w:tcPr>
             <w:tcW w:w="3200" w:type="dxa"/>
@@ -759,12 +1436,6 @@
         </w:tc>
       </w:tr>
       <w:tr>
-        <w:tblPrEx>
-          <w:tblCellMar>
-            <w:top w:w="0" w:type="dxa"/>
-            <w:bottom w:w="0" w:type="dxa"/>
-          </w:tblCellMar>
-        </w:tblPrEx>
         <w:tc>
           <w:tcPr>
             <w:tcW w:w="3200" w:type="dxa"/>
@@ -807,12 +1478,6 @@
         </w:tc>
       </w:tr>
       <w:tr>
-        <w:tblPrEx>
-          <w:tblCellMar>
-            <w:top w:w="0" w:type="dxa"/>
-            <w:bottom w:w="0" w:type="dxa"/>
-          </w:tblCellMar>
-        </w:tblPrEx>
         <w:tc>
           <w:tcPr>
             <w:tcW w:w="3200" w:type="dxa"/>
@@ -871,12 +1536,6 @@
         </w:tc>
       </w:tr>
       <w:tr>
-        <w:tblPrEx>
-          <w:tblCellMar>
-            <w:top w:w="0" w:type="dxa"/>
-            <w:bottom w:w="0" w:type="dxa"/>
-          </w:tblCellMar>
-        </w:tblPrEx>
         <w:tc>
           <w:tcPr>
             <w:tcW w:w="3200" w:type="dxa"/>
@@ -930,6 +1589,7 @@
           <w:bCs/>
           <w:color w:val="2E5F8A"/>
         </w:rPr>
+        <w:lastRenderedPageBreak/>
         <w:t>2.2 Major Challenges and Issues Faced by Stakeholders</w:t>
       </w:r>
     </w:p>
@@ -1131,15 +1791,7 @@
           <w:sz w:val="24"/>
           <w:szCs w:val="24"/>
         </w:rPr>
-        <w:lastRenderedPageBreak/>
-        <w:t>Most cities currently rely on fixed-time traffic signal controllers programmed with static timing plans based on historical average traffic, sometimes with limited manual override by traffic police stationed at busy junctions. Monitoring is done through periodic patrols, closed-circuit cameras viewed manually in a control room, and citizen complaint calls. Any adjustment to signal timing or response to congestion is reactive, decided after congestion has already built up, and depends heavily on the availabi</w:t>
-      </w:r>
-      <w:r>
-        <w:rPr>
-          <w:sz w:val="24"/>
-          <w:szCs w:val="24"/>
-        </w:rPr>
-        <w:t>lity and judgement of on-site personnel.</w:t>
+        <w:t>Most cities currently rely on fixed-time traffic signal controllers programmed with static timing plans based on historical average traffic, sometimes with limited manual override by traffic police stationed at busy junctions. Monitoring is done through periodic patrols, closed-circuit cameras viewed manually in a control room, and citizen complaint calls. Any adjustment to signal timing or response to congestion is reactive, decided after congestion has already built up, and depends heavily on the availability and judgement of on-site personnel.</w:t>
       </w:r>
     </w:p>
     <w:p>
@@ -1330,6 +1982,7 @@
           <w:sz w:val="24"/>
           <w:szCs w:val="24"/>
         </w:rPr>
+        <w:lastRenderedPageBreak/>
         <w:t>The key gap is the absence of a real-time, data-driven, predictive layer that can continuously sense traffic conditions, forecast congestion before it occurs, and translate those predictions into optimized, coordinated signal timing across multiple junctions, while keeping all stakeholders informed through a unified dashboard and notification system.</w:t>
       </w:r>
     </w:p>
@@ -1373,14 +2026,7 @@
           <w:sz w:val="24"/>
           <w:szCs w:val="24"/>
         </w:rPr>
-        <w:t>The proposed solution is a distributed, cloud-enabled Smart Urban Traffic Congestion Prediction and Signal Optimization Platform built as a set of loosely coupled microservices. Edge devices (IoT sensors, cameras, roadside units) stream data through a message broker to a real-time analytics engine, which feeds both a congestion-prediction ML model and an anomaly-detection module. Outputs drive a signal-optimization service that recommends or automatically applies adjusted signal timings, while a notificatio</w:t>
-      </w:r>
-      <w:r>
-        <w:rPr>
-          <w:sz w:val="24"/>
-          <w:szCs w:val="24"/>
-        </w:rPr>
-        <w:t>n service alerts control-room operators, field officers, and commuters through a web dashboard and mobile app.</w:t>
+        <w:t>The proposed solution is a distributed, cloud-enabled Smart Urban Traffic Congestion Prediction and Signal Optimization Platform built as a set of loosely coupled microservices. Edge devices (IoT sensors, cameras, roadside units) stream data through a message broker to a real-time analytics engine, which feeds both a congestion-prediction ML model and an anomaly-detection module. Outputs drive a signal-optimization service that recommends or automatically applies adjusted signal timings, while a notification service alerts control-room operators, field officers, and commuters through a web dashboard and mobile app.</w:t>
       </w:r>
     </w:p>
     <w:p>
@@ -1428,7 +2074,6 @@
           <w:sz w:val="24"/>
           <w:szCs w:val="24"/>
         </w:rPr>
-        <w:lastRenderedPageBreak/>
         <w:t>Real-Time Monitoring Module: continuously tracks traffic flow, speed, and density per junction/corridor.</w:t>
       </w:r>
     </w:p>
@@ -1678,6 +2323,7 @@
           <w:sz w:val="24"/>
           <w:szCs w:val="24"/>
         </w:rPr>
+        <w:lastRenderedPageBreak/>
         <w:t>Performance: predictions and signal recommendations must be generated within a few seconds of data arrival.</w:t>
       </w:r>
     </w:p>
@@ -1836,7 +2482,6 @@
           <w:sz w:val="24"/>
           <w:szCs w:val="24"/>
         </w:rPr>
-        <w:lastRenderedPageBreak/>
         <w:t xml:space="preserve">Maintainability: </w:t>
       </w:r>
       <w:r>
@@ -2017,6 +2662,7 @@
           <w:sz w:val="24"/>
           <w:szCs w:val="24"/>
         </w:rPr>
+        <w:lastRenderedPageBreak/>
         <w:t>Delivering functional modules incrementally (e.g., monitoring first, prediction next, then automated signal control) allows early stakeholder feedback from traffic authorities and field officers, reducing the risk of building the wrong solution.</w:t>
       </w:r>
     </w:p>
@@ -2142,7 +2788,6 @@
           <w:sz w:val="24"/>
           <w:szCs w:val="24"/>
         </w:rPr>
-        <w:lastRenderedPageBreak/>
         <w:t>Reduced congestion, travel time, and fuel wastage through predictive, adaptive signal optimization.</w:t>
       </w:r>
     </w:p>
@@ -2320,6 +2965,7 @@
           <w:sz w:val="24"/>
           <w:szCs w:val="24"/>
         </w:rPr>
+        <w:lastRenderedPageBreak/>
         <w:t>Network connectivity issues at edge locations could temporarily degrade real-time performance.</w:t>
       </w:r>
     </w:p>
@@ -2529,20 +3175,21 @@
   <w:p>
     <w:pPr>
       <w:pBdr>
-        <w:bottom w:val="single" w:sz="6" w:space="4" w:color="1F4E79"/>
+        <w:bottom w:val="single" w:sz="6" w:space="1" w:color="1F4E79"/>
       </w:pBdr>
-      <w:jc w:val="center"/>
-    </w:pPr>
-    <w:r>
+      <w:tabs>
+        <w:tab w:val="left" w:pos="3648"/>
+      </w:tabs>
+      <w:spacing w:after="80" w:line="276" w:lineRule="auto"/>
       <w:rPr>
         <w:b/>
         <w:bCs/>
-        <w:color w:val="1F4E79"/>
-        <w:sz w:val="22"/>
-        <w:szCs w:val="22"/>
+        <w:color w:val="C00000"/>
+        <w:sz w:val="24"/>
+        <w:szCs w:val="24"/>
+        <w:lang w:val="en-US"/>
       </w:rPr>
-      <w:t>CO1 - AT1</w:t>
-    </w:r>
+    </w:pPr>
   </w:p>
 </w:hdr>
 </file>
@@ -3295,6 +3942,48 @@
       <w:szCs w:val="20"/>
     </w:rPr>
   </w:style>
+  <w:style w:type="paragraph" w:styleId="Header">
+    <w:name w:val="header"/>
+    <w:basedOn w:val="Normal"/>
+    <w:link w:val="HeaderChar"/>
+    <w:uiPriority w:val="99"/>
+    <w:unhideWhenUsed/>
+    <w:rsid w:val="00F35BE6"/>
+    <w:pPr>
+      <w:tabs>
+        <w:tab w:val="center" w:pos="4513"/>
+        <w:tab w:val="right" w:pos="9026"/>
+      </w:tabs>
+    </w:pPr>
+  </w:style>
+  <w:style w:type="character" w:customStyle="1" w:styleId="HeaderChar">
+    <w:name w:val="Header Char"/>
+    <w:basedOn w:val="DefaultParagraphFont"/>
+    <w:link w:val="Header"/>
+    <w:uiPriority w:val="99"/>
+    <w:rsid w:val="00F35BE6"/>
+  </w:style>
+  <w:style w:type="paragraph" w:styleId="Footer">
+    <w:name w:val="footer"/>
+    <w:basedOn w:val="Normal"/>
+    <w:link w:val="FooterChar"/>
+    <w:uiPriority w:val="99"/>
+    <w:unhideWhenUsed/>
+    <w:rsid w:val="00F35BE6"/>
+    <w:pPr>
+      <w:tabs>
+        <w:tab w:val="center" w:pos="4513"/>
+        <w:tab w:val="right" w:pos="9026"/>
+      </w:tabs>
+    </w:pPr>
+  </w:style>
+  <w:style w:type="character" w:customStyle="1" w:styleId="FooterChar">
+    <w:name w:val="Footer Char"/>
+    <w:basedOn w:val="DefaultParagraphFont"/>
+    <w:link w:val="Footer"/>
+    <w:uiPriority w:val="99"/>
+    <w:rsid w:val="00F35BE6"/>
+  </w:style>
 </w:styles>
 </file>
 
